--- a/otchet snake.docx
+++ b/otchet snake.docx
@@ -442,7 +442,7 @@
           <w:bCs/>
         </w:rPr>
         <w:pict>
-          <v:rect id="_x0000_i1139" style="width:0;height:.75pt" o:hralign="center" o:hrstd="t" o:hr="t" fillcolor="#a0a0a0" stroked="f"/>
+          <v:rect id="_x0000_i1025" style="width:0;height:.75pt" o:hralign="center" o:hrstd="t" o:hr="t" fillcolor="#a0a0a0" stroked="f"/>
         </w:pict>
       </w:r>
     </w:p>
@@ -730,7 +730,7 @@
           <w:bCs/>
         </w:rPr>
         <w:pict>
-          <v:rect id="_x0000_i1140" style="width:0;height:.75pt" o:hralign="center" o:hrstd="t" o:hr="t" fillcolor="#a0a0a0" stroked="f"/>
+          <v:rect id="_x0000_i1026" style="width:0;height:.75pt" o:hralign="center" o:hrstd="t" o:hr="t" fillcolor="#a0a0a0" stroked="f"/>
         </w:pict>
       </w:r>
     </w:p>
@@ -1217,7 +1217,7 @@
           <w:bCs/>
         </w:rPr>
         <w:pict>
-          <v:rect id="_x0000_i1141" style="width:0;height:.75pt" o:hralign="center" o:hrstd="t" o:hr="t" fillcolor="#a0a0a0" stroked="f"/>
+          <v:rect id="_x0000_i1027" style="width:0;height:.75pt" o:hralign="center" o:hrstd="t" o:hr="t" fillcolor="#a0a0a0" stroked="f"/>
         </w:pict>
       </w:r>
     </w:p>
@@ -2848,237 +2848,15 @@
           <w:bCs/>
         </w:rPr>
       </w:pPr>
-    </w:p>
-    <w:p>
-      <w:pPr>
-        <w:rPr>
-          <w:b/>
-          <w:bCs/>
-        </w:rPr>
-      </w:pPr>
-      <w:r>
-        <w:rPr>
-          <w:b/>
-          <w:bCs/>
-        </w:rPr>
-        <w:t>5.5 Демонстрация работы (GIF/видео/</w:t>
-      </w:r>
-      <w:proofErr w:type="spellStart"/>
-      <w:r>
-        <w:rPr>
-          <w:b/>
-          <w:bCs/>
-        </w:rPr>
-        <w:t>asciinema</w:t>
-      </w:r>
-      <w:proofErr w:type="spellEnd"/>
-      <w:r>
-        <w:rPr>
-          <w:b/>
-          <w:bCs/>
-        </w:rPr>
-        <w:t>)</w:t>
-      </w:r>
-    </w:p>
-    <w:p>
-      <w:pPr>
-        <w:rPr>
-          <w:b/>
-          <w:bCs/>
-        </w:rPr>
-      </w:pPr>
-      <w:r>
-        <w:rPr>
-          <w:b/>
-          <w:bCs/>
-        </w:rPr>
-        <w:t>Рекомендуемый формат: GIF (до 2 минут)</w:t>
-      </w:r>
-    </w:p>
-    <w:p>
-      <w:pPr>
-        <w:rPr>
-          <w:b/>
-          <w:bCs/>
-        </w:rPr>
-      </w:pPr>
-      <w:r>
-        <w:rPr>
-          <w:b/>
-          <w:bCs/>
-        </w:rPr>
-        <w:t>Что показать в демонстрации:</w:t>
-      </w:r>
-    </w:p>
-    <w:p>
-      <w:pPr>
-        <w:numPr>
-          <w:ilvl w:val="0"/>
-          <w:numId w:val="13"/>
-        </w:numPr>
-        <w:rPr>
-          <w:b/>
-          <w:bCs/>
-        </w:rPr>
-      </w:pPr>
-      <w:r>
-        <w:rPr>
-          <w:b/>
-          <w:bCs/>
-        </w:rPr>
-        <w:t>Открытие страницы → видно поле и змейку</w:t>
-      </w:r>
-    </w:p>
-    <w:p>
-      <w:pPr>
-        <w:numPr>
-          <w:ilvl w:val="0"/>
-          <w:numId w:val="13"/>
-        </w:numPr>
-        <w:rPr>
-          <w:b/>
-          <w:bCs/>
-        </w:rPr>
-      </w:pPr>
-      <w:r>
-        <w:rPr>
-          <w:b/>
-          <w:bCs/>
-        </w:rPr>
-        <w:t>Управление стрелками → змейка двигается</w:t>
-      </w:r>
-    </w:p>
-    <w:p>
-      <w:pPr>
-        <w:numPr>
-          <w:ilvl w:val="0"/>
-          <w:numId w:val="13"/>
-        </w:numPr>
-        <w:rPr>
-          <w:b/>
-          <w:bCs/>
-        </w:rPr>
-      </w:pPr>
-      <w:r>
-        <w:rPr>
-          <w:b/>
-          <w:bCs/>
-        </w:rPr>
-        <w:t>Сбор еды → счет увеличивается</w:t>
-      </w:r>
-    </w:p>
-    <w:p>
-      <w:pPr>
-        <w:numPr>
-          <w:ilvl w:val="0"/>
-          <w:numId w:val="13"/>
-        </w:numPr>
-        <w:rPr>
-          <w:b/>
-          <w:bCs/>
-        </w:rPr>
-      </w:pPr>
-      <w:r>
-        <w:rPr>
-          <w:b/>
-          <w:bCs/>
-        </w:rPr>
-        <w:t xml:space="preserve">Столкновение со стеной → </w:t>
-      </w:r>
-      <w:proofErr w:type="spellStart"/>
-      <w:r>
-        <w:rPr>
-          <w:b/>
-          <w:bCs/>
-        </w:rPr>
-        <w:t>Game</w:t>
-      </w:r>
-      <w:proofErr w:type="spellEnd"/>
-      <w:r>
-        <w:rPr>
-          <w:b/>
-          <w:bCs/>
-        </w:rPr>
-        <w:t xml:space="preserve"> </w:t>
-      </w:r>
-      <w:proofErr w:type="spellStart"/>
-      <w:r>
-        <w:rPr>
-          <w:b/>
-          <w:bCs/>
-        </w:rPr>
-        <w:t>Over</w:t>
-      </w:r>
-      <w:proofErr w:type="spellEnd"/>
-    </w:p>
-    <w:p>
-      <w:pPr>
-        <w:numPr>
-          <w:ilvl w:val="0"/>
-          <w:numId w:val="13"/>
-        </w:numPr>
-        <w:rPr>
-          <w:b/>
-          <w:bCs/>
-        </w:rPr>
-      </w:pPr>
-      <w:r>
-        <w:rPr>
-          <w:b/>
-          <w:bCs/>
-        </w:rPr>
-        <w:t xml:space="preserve">Нажатие </w:t>
-      </w:r>
-      <w:proofErr w:type="spellStart"/>
-      <w:r>
-        <w:rPr>
-          <w:b/>
-          <w:bCs/>
-        </w:rPr>
-        <w:t>Restart</w:t>
-      </w:r>
-      <w:proofErr w:type="spellEnd"/>
-      <w:r>
-        <w:rPr>
-          <w:b/>
-          <w:bCs/>
-        </w:rPr>
-        <w:t xml:space="preserve"> → игра перезапускается</w:t>
-      </w:r>
-    </w:p>
-    <w:p>
-      <w:pPr>
-        <w:numPr>
-          <w:ilvl w:val="0"/>
-          <w:numId w:val="13"/>
-        </w:numPr>
-        <w:rPr>
-          <w:b/>
-          <w:bCs/>
-        </w:rPr>
-      </w:pPr>
-      <w:r>
-        <w:rPr>
-          <w:b/>
-          <w:bCs/>
-        </w:rPr>
-        <w:t>Побитие рекорда (если есть)</w:t>
-      </w:r>
-    </w:p>
-    <w:p>
-      <w:pPr>
-        <w:rPr>
-          <w:b/>
-          <w:bCs/>
-        </w:rPr>
-      </w:pPr>
+      <w:bookmarkStart w:id="0" w:name="_GoBack"/>
+      <w:bookmarkEnd w:id="0"/>
       <w:r>
         <w:rPr>
           <w:b/>
           <w:bCs/>
         </w:rPr>
         <w:pict>
-          <v:rect id="_x0000_i1144" style="width:0;height:.75pt" o:hralign="center" o:hrstd="t" o:hr="t" fillcolor="#a0a0a0" stroked="f"/>
+          <v:rect id="_x0000_i1028" style="width:0;height:.75pt" o:hralign="center" o:hrstd="t" o:hr="t" fillcolor="#a0a0a0" stroked="f"/>
         </w:pict>
       </w:r>
     </w:p>
@@ -3247,8 +3025,6 @@
           <w:bCs/>
         </w:rPr>
       </w:pPr>
-      <w:bookmarkStart w:id="0" w:name="_GoBack"/>
-      <w:bookmarkEnd w:id="0"/>
       <w:r>
         <w:rPr>
           <w:b/>
@@ -3449,7 +3225,6 @@
           <w:b/>
           <w:bCs/>
         </w:rPr>
-        <w:lastRenderedPageBreak/>
         <w:t>Сделать таблицу лидеров с несколькими рекордами</w:t>
       </w:r>
     </w:p>
@@ -3466,7 +3241,7 @@
           <w:bCs/>
         </w:rPr>
         <w:pict>
-          <v:rect id="_x0000_i1145" style="width:0;height:.75pt" o:hralign="center" o:hrstd="t" o:hr="t" fillcolor="#a0a0a0" stroked="f"/>
+          <v:rect id="_x0000_i1029" style="width:0;height:.75pt" o:hralign="center" o:hrstd="t" o:hr="t" fillcolor="#a0a0a0" stroked="f"/>
         </w:pict>
       </w:r>
     </w:p>
@@ -6591,6 +6366,7 @@
   <w:style w:type="character" w:default="1" w:styleId="a0">
     <w:name w:val="Default Paragraph Font"/>
     <w:uiPriority w:val="1"/>
+    <w:semiHidden/>
     <w:unhideWhenUsed/>
   </w:style>
   <w:style w:type="table" w:default="1" w:styleId="a1">
